--- a/public/materialy/1L/6/Pro učitele/Plány hodin a metodika.docx
+++ b/public/materialy/1L/6/Pro učitele/Plány hodin a metodika.docx
@@ -119,7 +119,7 @@
           <w:color w:val="17211E"/>
           <w:sz w:val="21"/>
         </w:rPr>
-        <w:t>Hodiny 4–5 jsou dílenské: úprava fotografie v GIMPu a tvorba vektorové značky v Inkscapu.</w:t>
+        <w:t xml:space="preserve">Hodiny 4–5 jsou dílenské: úprava fotografie v GIMPu a tvorba vektorové značky v Inkscapu. Oba programy jsou zdarma, bez účtu a běží na Windows, macOS i Linuxu; vrstvy, export a práce s cestami se přenesou i do placených programů.</w:t>
       </w:r>
     </w:p>
     <w:p>
@@ -147,7 +147,7 @@
           <w:color w:val="17211E"/>
           <w:sz w:val="21"/>
         </w:rPr>
-        <w:t>Hodiny 7–8 vedou k vlastnímu výstupu a jeho obhajobě.</w:t>
+        <w:t xml:space="preserve">Hodiny 7–8 vedou k vlastnímu výstupu a jeho obhajobě. Obě stojí na stejné smyčce: pro koho to je → udělej → test pěti sekund u spolužáka → oprav.</w:t>
       </w:r>
     </w:p>
     <w:p>
@@ -824,7 +824,7 @@
               <w:rPr>
                 <w:sz w:val="19"/>
               </w:rPr>
-              <w:t>Canva</w:t>
+              <w:t xml:space="preserve">Excel, PowerPoint</w:t>
             </w:r>
           </w:p>
         </w:tc>
@@ -840,7 +840,7 @@
               <w:rPr>
                 <w:sz w:val="19"/>
               </w:rPr>
-              <w:t>Canva + Infografika v Canvě.txt + Výstupy k posouzení/</w:t>
+              <w:t xml:space="preserve">Excel + Infografika v Canvě.txt + Výstupy k posouzení/</w:t>
             </w:r>
           </w:p>
         </w:tc>
@@ -1028,7 +1028,7 @@
           <w:color w:val="17211E"/>
           <w:sz w:val="21"/>
         </w:rPr>
-        <w:t>Ověř školní přístup do Canvy (hodina 7) a pravidla organizace pro účty nezletilých.</w:t>
+        <w:t xml:space="preserve">Ověř, že se studenti přihlásí školním účtem do Office 365 a mají Excel a PowerPoint (hodina 7). Canva je volitelná.</w:t>
       </w:r>
     </w:p>
     <w:p>
@@ -1376,7 +1376,7 @@
               <w:rPr>
                 <w:sz w:val="19"/>
               </w:rPr>
-              <w:t>Propojení dovedností a doložení rozhodnutí.</w:t>
+              <w:t xml:space="preserve">Propojení dovedností, srozumitelnost pro čtenáře a doložení rozhodnutí.</w:t>
             </w:r>
           </w:p>
         </w:tc>
@@ -5273,7 +5273,7 @@
           <w:color w:val="17211E"/>
           <w:sz w:val="21"/>
         </w:rPr>
-        <w:t>Ořízni na 16:9 a uprav jas a kontrast. Zapiš použité hodnoty.</w:t>
+        <w:t xml:space="preserve">Napiš, k čemu fotka bude (třeba plakát). Ořízni na 16:9, uprav jas a kontrast a zapiš hodnoty.</w:t>
       </w:r>
     </w:p>
     <w:p>
@@ -6374,7 +6374,7 @@
           <w:color w:val="17211E"/>
           <w:sz w:val="21"/>
         </w:rPr>
-        <w:t>Plátno 800 × 800 px, jen základní tvary, nejvýše tři barvy.</w:t>
+        <w:t xml:space="preserve">Napiš, pro jaký klub je a co má říct. Plátno 800 × 800 px, základní tvary, nejvýše tři barvy.</w:t>
       </w:r>
     </w:p>
     <w:p>
@@ -8103,7 +8103,7 @@
                 <w:color w:val="17211E"/>
                 <w:sz w:val="20"/>
               </w:rPr>
-              <w:t>Student vytvoří infografiku, která data zobrazuje poctivě, a rozpozná zavádějící zobrazení.</w:t>
+              <w:t xml:space="preserve">Student vytvoří infografiku, která data zobrazuje poctivě a je srozumitelná na první pohled, a rozpozná zavádějící zobrazení.</w:t>
             </w:r>
           </w:p>
         </w:tc>
@@ -8132,7 +8132,7 @@
           <w:color w:val="5C6965"/>
           <w:sz w:val="21"/>
         </w:rPr>
-        <w:t>Osa od nuly · Graf podle dat · Zdroj a omezení</w:t>
+        <w:t xml:space="preserve">Hierarchie · Blízkost a kontrast · Poctivý graf</w:t>
       </w:r>
     </w:p>
     <w:p>
@@ -8153,7 +8153,7 @@
           <w:color w:val="17211E"/>
           <w:sz w:val="21"/>
         </w:rPr>
-        <w:t>Canva, Infografika v Canvě.txt, Výstupy k posouzení/</w:t>
+        <w:t xml:space="preserve">Excel a PowerPoint (Office 365), Infografika v Canvě.txt, Výstupy k posouzení/; Canva volitelně</w:t>
       </w:r>
     </w:p>
     <w:p>
@@ -8284,7 +8284,7 @@
               <w:rPr>
                 <w:sz w:val="19"/>
               </w:rPr>
-              <w:t>Porovnání ukázek A a B: stejná čísla, opačný dojem.</w:t>
+              <w:t xml:space="preserve">Test pěti sekund na ukázce B, pak porovnání A a B: stejná čísla, opačný dojem.</w:t>
             </w:r>
           </w:p>
         </w:tc>
@@ -8334,7 +8334,7 @@
               <w:rPr>
                 <w:sz w:val="19"/>
               </w:rPr>
-              <w:t>Osa od nuly, graf podle dat, zdroj a omezení.</w:t>
+              <w:t xml:space="preserve">Hierarchie, blízkost a kontrast, poctivý graf. Vždy nejdřív otázka, pojem až potom.</w:t>
             </w:r>
           </w:p>
         </w:tc>
@@ -8434,7 +8434,7 @@
               <w:rPr>
                 <w:sz w:val="19"/>
               </w:rPr>
-              <w:t>Vlastní infografika podle povinných prvků.</w:t>
+              <w:t xml:space="preserve">Jedna sada dat, věty „Určeno pro“ a „Čtenář má pochopit“, jeden graf v Excelu.</w:t>
             </w:r>
           </w:p>
         </w:tc>
@@ -8468,7 +8468,7 @@
               <w:rPr>
                 <w:sz w:val="19"/>
               </w:rPr>
-              <w:t>Zpětná vazba</w:t>
+              <w:t xml:space="preserve">Test 5 s</w:t>
             </w:r>
           </w:p>
         </w:tc>
@@ -8484,7 +8484,7 @@
               <w:rPr>
                 <w:sz w:val="19"/>
               </w:rPr>
-              <w:t>Dva až tři výstupy na projekci podle kritérií.</w:t>
+              <w:t xml:space="preserve">Dvojice, pevné věty, jedna oprava a export.</w:t>
             </w:r>
           </w:p>
         </w:tc>
@@ -8597,7 +8597,7 @@
           <w:color w:val="17211E"/>
           <w:sz w:val="21"/>
         </w:rPr>
-        <w:t>Zpracuj obě sady dat ze zadání podle povinných prvků.</w:t>
+        <w:t xml:space="preserve">Vyber jednu sadu dat, napiš, pro koho to je, a udělej graf v Excelu.</w:t>
       </w:r>
     </w:p>
     <w:p>
@@ -8610,7 +8610,7 @@
           <w:color w:val="17211E"/>
           <w:sz w:val="21"/>
         </w:rPr>
-        <w:t xml:space="preserve">3. Export: </w:t>
+        <w:t xml:space="preserve">3. Test pěti sekund: </w:t>
       </w:r>
       <w:r>
         <w:rPr>
@@ -8618,7 +8618,7 @@
           <w:color w:val="17211E"/>
           <w:sz w:val="21"/>
         </w:rPr>
-        <w:t>Ulož infografika.pdf a infografika.png a zdůvodni volbu formátů.</w:t>
+        <w:t xml:space="preserve">Spolužák řekne, co je hlavní. Oprav, co nepochopil, a ulož PDF a PNG.</w:t>
       </w:r>
     </w:p>
     <w:p>
@@ -8639,7 +8639,7 @@
           <w:color w:val="17211E"/>
           <w:sz w:val="21"/>
         </w:rPr>
-        <w:t>Seznam pěti chyb v ukázce B, vlastní infografika ve dvou formátech a zdůvodnění.</w:t>
+        <w:t xml:space="preserve">Pět chyb v ukázce B, infografika v PDF a PNG, zápis z testu pěti sekund a co student opravil.</w:t>
       </w:r>
     </w:p>
     <w:p>
@@ -8707,7 +8707,7 @@
           <w:color w:val="17211E"/>
           <w:sz w:val="21"/>
         </w:rPr>
-        <w:t xml:space="preserve">Součet procent: </w:t>
+        <w:t xml:space="preserve">Na první pohled: </w:t>
       </w:r>
       <w:r>
         <w:rPr>
@@ -8715,7 +8715,7 @@
           <w:color w:val="17211E"/>
           <w:sz w:val="21"/>
         </w:rPr>
-        <w:t>Pokud nedává 100 %, musí být vysvětleno proč.</w:t>
+        <w:t xml:space="preserve">Co má čtenář pochopit, musí být vidět do pěti sekund. Ověří to test u spolužáka.</w:t>
       </w:r>
     </w:p>
     <w:p>
@@ -9061,7 +9061,7 @@
               <w:rPr>
                 <w:sz w:val="19"/>
               </w:rPr>
-              <w:t>Zadej pouze jednu ze dvou datových sad a hotovou šablonu rozvržení.</w:t>
+              <w:t xml:space="preserve">Dej hotový snímek s nadpisem a místem pro graf; student vloží graf a doplní zdroj.</w:t>
             </w:r>
           </w:p>
         </w:tc>
@@ -9093,7 +9093,7 @@
               <w:rPr>
                 <w:sz w:val="19"/>
               </w:rPr>
-              <w:t>Bez Canvy navrhni infografiku na papír formátu A4; hodnotí se stejná kritéria.</w:t>
+              <w:t xml:space="preserve">Bez počítačů navrhni infografiku na papír A4; test pěti sekund i kritéria zůstávají.</w:t>
             </w:r>
           </w:p>
         </w:tc>
@@ -9204,7 +9204,7 @@
                 <w:color w:val="17211E"/>
                 <w:sz w:val="20"/>
               </w:rPr>
-              <w:t>Student propojí dovednosti z celého bloku do jednoho výstupu, doloží svá rozhodnutí a obhájí je.</w:t>
+              <w:t xml:space="preserve">Student propojí dovednosti z celého bloku do výstupu pro konkrétního čtenáře, ověří ho testem u spolužáka a obhájí svá rozhodnutí.</w:t>
             </w:r>
           </w:p>
         </w:tc>
@@ -9233,7 +9233,7 @@
           <w:color w:val="5C6965"/>
           <w:sz w:val="21"/>
         </w:rPr>
-        <w:t>Volba nástroje · Volba formátu · Doložení</w:t>
+        <w:t xml:space="preserve">Volba nástroje · Volba formátu · Test a doložení</w:t>
       </w:r>
     </w:p>
     <w:p>
@@ -9385,7 +9385,7 @@
               <w:rPr>
                 <w:sz w:val="19"/>
               </w:rPr>
-              <w:t>Výběr varianty A, B nebo C a přečtení rubriky.</w:t>
+              <w:t xml:space="preserve">Varianta a vlastní téma, věty „Určeno pro“ a „Čtenář má pochopit“.</w:t>
             </w:r>
           </w:p>
         </w:tc>
@@ -9435,7 +9435,7 @@
               <w:rPr>
                 <w:sz w:val="19"/>
               </w:rPr>
-              <w:t>Co v jakém nástroji a v jakém formátu.</w:t>
+              <w:t xml:space="preserve">Rubrika a pravidlo pro AI; co v jakém nástroji a formátu.</w:t>
             </w:r>
           </w:p>
         </w:tc>
@@ -9469,7 +9469,7 @@
               <w:rPr>
                 <w:sz w:val="19"/>
               </w:rPr>
-              <w:t>Tvorba</w:t>
+              <w:t xml:space="preserve">Tvorba a test</w:t>
             </w:r>
           </w:p>
         </w:tc>
@@ -9485,7 +9485,7 @@
               <w:rPr>
                 <w:sz w:val="19"/>
               </w:rPr>
-              <w:t>Samostatná práce; procházej a ptej se na důvody voleb.</w:t>
+              <w:t xml:space="preserve">Samostatná práce, ptej se na důvody voleb. Ve 28. minutě test pěti sekund ve dvojicích a jedna oprava.</w:t>
             </w:r>
           </w:p>
         </w:tc>
@@ -9585,7 +9585,7 @@
               <w:rPr>
                 <w:sz w:val="19"/>
               </w:rPr>
-              <w:t>Shrnutí bloku a tři osobní zásady.</w:t>
+              <w:t xml:space="preserve">Test pěti sekund na ukázce B (srovnej s hodinou 7), shrnutí bloku a tři osobní zásady.</w:t>
             </w:r>
           </w:p>
         </w:tc>
@@ -9627,7 +9627,7 @@
           <w:color w:val="17211E"/>
           <w:sz w:val="21"/>
         </w:rPr>
-        <w:t>Zpracuj vybranou variantu podle povinných prvků v zadání.</w:t>
+        <w:t xml:space="preserve">Napiš „Určeno pro…“ a „Čtenář má pochopit…“, pak zpracuj variantu podle zadání.</w:t>
       </w:r>
     </w:p>
     <w:p>
@@ -9640,7 +9640,7 @@
           <w:color w:val="17211E"/>
           <w:sz w:val="21"/>
         </w:rPr>
-        <w:t xml:space="preserve">2. Technický list: </w:t>
+        <w:t xml:space="preserve">2. Test pěti sekund: </w:t>
       </w:r>
       <w:r>
         <w:rPr>
@@ -9648,7 +9648,7 @@
           <w:color w:val="17211E"/>
           <w:sz w:val="21"/>
         </w:rPr>
-        <w:t>Zapiš rozměry, formáty, velikosti souborů a použité nástroje.</w:t>
+        <w:t xml:space="preserve">Spolužák řekne pevné věty ze zadání. Oprav, co nepochopil, a zapiš to.</w:t>
       </w:r>
     </w:p>
     <w:p>
@@ -9661,7 +9661,7 @@
           <w:color w:val="17211E"/>
           <w:sz w:val="21"/>
         </w:rPr>
-        <w:t xml:space="preserve">3. Obhajoba: </w:t>
+        <w:t xml:space="preserve">3. List a obhajoba: </w:t>
       </w:r>
       <w:r>
         <w:rPr>
@@ -9669,7 +9669,7 @@
           <w:color w:val="17211E"/>
           <w:sz w:val="21"/>
         </w:rPr>
-        <w:t>Připrav tři věty: co jsi zvolil, proč a co bys udělal jinak.</w:t>
+        <w:t xml:space="preserve">Technický list včetně použití AI a tři věty: co, proč a co jinak.</w:t>
       </w:r>
     </w:p>
     <w:p>
@@ -9690,7 +9690,7 @@
           <w:color w:val="17211E"/>
           <w:sz w:val="21"/>
         </w:rPr>
-        <w:t>Hotový výstup, vyplněný technický list a tři věty obhajoby.</w:t>
+        <w:t xml:space="preserve">Hotový výstup, technický list se zápisem testu a tři věty obhajoby.</w:t>
       </w:r>
     </w:p>
     <w:p>
@@ -9737,7 +9737,7 @@
           <w:color w:val="17211E"/>
           <w:sz w:val="21"/>
         </w:rPr>
-        <w:t xml:space="preserve">Rastr a vektor: </w:t>
+        <w:t xml:space="preserve">Pro čtenáře: </w:t>
       </w:r>
       <w:r>
         <w:rPr>
@@ -9745,7 +9745,7 @@
           <w:color w:val="17211E"/>
           <w:sz w:val="21"/>
         </w:rPr>
-        <w:t>Značka vektorově, fotografie rastrově; kombinace je běžná.</w:t>
+        <w:t xml:space="preserve">Výstup funguje, když ho pochopí ten, pro koho je. Ověří to test pěti sekund.</w:t>
       </w:r>
     </w:p>
     <w:p>

--- a/public/materialy/1L/6/Pro učitele/Plány hodin a metodika.docx
+++ b/public/materialy/1L/6/Pro učitele/Plány hodin a metodika.docx
@@ -12,7 +12,7 @@
           <w:color w:val="0C8A83"/>
           <w:sz w:val="18"/>
         </w:rPr>
-        <w:t>INFORMATIKA · 1. ROČNÍK SŠ</w:t>
+        <w:t>INFORMATIKA · STŘEDNÍ ŠKOLA</w:t>
       </w:r>
     </w:p>
     <w:p>
